--- a/report_presentations/Child Malnutrition Report.docx
+++ b/report_presentations/Child Malnutrition Report.docx
@@ -1020,7 +1020,7 @@
                 <w:noProof/>
                 <w:webHidden/>
               </w:rPr>
-              <w:t>6</w:t>
+              <w:t>8</w:t>
             </w:r>
             <w:r>
               <w:rPr>
@@ -1101,7 +1101,7 @@
                 <w:noProof/>
                 <w:webHidden/>
               </w:rPr>
-              <w:t>7</w:t>
+              <w:t>9</w:t>
             </w:r>
             <w:r>
               <w:rPr>
@@ -1182,7 +1182,7 @@
                 <w:noProof/>
                 <w:webHidden/>
               </w:rPr>
-              <w:t>8</w:t>
+              <w:t>10</w:t>
             </w:r>
             <w:r>
               <w:rPr>
@@ -1263,7 +1263,7 @@
                 <w:noProof/>
                 <w:webHidden/>
               </w:rPr>
-              <w:t>9</w:t>
+              <w:t>11</w:t>
             </w:r>
             <w:r>
               <w:rPr>
@@ -1344,7 +1344,7 @@
                 <w:noProof/>
                 <w:webHidden/>
               </w:rPr>
-              <w:t>9</w:t>
+              <w:t>11</w:t>
             </w:r>
             <w:r>
               <w:rPr>
@@ -1425,7 +1425,7 @@
                 <w:noProof/>
                 <w:webHidden/>
               </w:rPr>
-              <w:t>10</w:t>
+              <w:t>12</w:t>
             </w:r>
             <w:r>
               <w:rPr>
@@ -1506,7 +1506,7 @@
                 <w:noProof/>
                 <w:webHidden/>
               </w:rPr>
-              <w:t>11</w:t>
+              <w:t>13</w:t>
             </w:r>
             <w:r>
               <w:rPr>
@@ -1587,7 +1587,7 @@
                 <w:noProof/>
                 <w:webHidden/>
               </w:rPr>
-              <w:t>11</w:t>
+              <w:t>13</w:t>
             </w:r>
             <w:r>
               <w:rPr>
@@ -1668,7 +1668,7 @@
                 <w:noProof/>
                 <w:webHidden/>
               </w:rPr>
-              <w:t>12</w:t>
+              <w:t>14</w:t>
             </w:r>
             <w:r>
               <w:rPr>
@@ -1749,7 +1749,7 @@
                 <w:noProof/>
                 <w:webHidden/>
               </w:rPr>
-              <w:t>13</w:t>
+              <w:t>15</w:t>
             </w:r>
             <w:r>
               <w:rPr>
@@ -1830,7 +1830,7 @@
                 <w:noProof/>
                 <w:webHidden/>
               </w:rPr>
-              <w:t>14</w:t>
+              <w:t>16</w:t>
             </w:r>
             <w:r>
               <w:rPr>
@@ -1911,7 +1911,7 @@
                 <w:noProof/>
                 <w:webHidden/>
               </w:rPr>
-              <w:t>16</w:t>
+              <w:t>17</w:t>
             </w:r>
             <w:r>
               <w:rPr>
@@ -1992,7 +1992,7 @@
                 <w:noProof/>
                 <w:webHidden/>
               </w:rPr>
-              <w:t>16</w:t>
+              <w:t>17</w:t>
             </w:r>
             <w:r>
               <w:rPr>
@@ -2073,7 +2073,7 @@
                 <w:noProof/>
                 <w:webHidden/>
               </w:rPr>
-              <w:t>16</w:t>
+              <w:t>17</w:t>
             </w:r>
             <w:r>
               <w:rPr>
@@ -2154,7 +2154,7 @@
                 <w:noProof/>
                 <w:webHidden/>
               </w:rPr>
-              <w:t>16</w:t>
+              <w:t>17</w:t>
             </w:r>
             <w:r>
               <w:rPr>
@@ -2235,7 +2235,7 @@
                 <w:noProof/>
                 <w:webHidden/>
               </w:rPr>
-              <w:t>17</w:t>
+              <w:t>18</w:t>
             </w:r>
             <w:r>
               <w:rPr>
@@ -2316,7 +2316,7 @@
                 <w:noProof/>
                 <w:webHidden/>
               </w:rPr>
-              <w:t>17</w:t>
+              <w:t>18</w:t>
             </w:r>
             <w:r>
               <w:rPr>
@@ -2397,7 +2397,7 @@
                 <w:noProof/>
                 <w:webHidden/>
               </w:rPr>
-              <w:t>18</w:t>
+              <w:t>19</w:t>
             </w:r>
             <w:r>
               <w:rPr>
@@ -2559,7 +2559,7 @@
                 <w:noProof/>
                 <w:webHidden/>
               </w:rPr>
-              <w:t>19</w:t>
+              <w:t>20</w:t>
             </w:r>
             <w:r>
               <w:rPr>
@@ -2640,7 +2640,7 @@
                 <w:noProof/>
                 <w:webHidden/>
               </w:rPr>
-              <w:t>20</w:t>
+              <w:t>21</w:t>
             </w:r>
             <w:r>
               <w:rPr>
@@ -2721,7 +2721,7 @@
                 <w:noProof/>
                 <w:webHidden/>
               </w:rPr>
-              <w:t>20</w:t>
+              <w:t>21</w:t>
             </w:r>
             <w:r>
               <w:rPr>
@@ -2802,7 +2802,7 @@
                 <w:noProof/>
                 <w:webHidden/>
               </w:rPr>
-              <w:t>20</w:t>
+              <w:t>21</w:t>
             </w:r>
             <w:r>
               <w:rPr>
@@ -2883,7 +2883,7 @@
                 <w:noProof/>
                 <w:webHidden/>
               </w:rPr>
-              <w:t>20</w:t>
+              <w:t>21</w:t>
             </w:r>
             <w:r>
               <w:rPr>
@@ -2964,7 +2964,7 @@
                 <w:noProof/>
                 <w:webHidden/>
               </w:rPr>
-              <w:t>21</w:t>
+              <w:t>22</w:t>
             </w:r>
             <w:r>
               <w:rPr>
@@ -3045,7 +3045,7 @@
                 <w:noProof/>
                 <w:webHidden/>
               </w:rPr>
-              <w:t>21</w:t>
+              <w:t>22</w:t>
             </w:r>
             <w:r>
               <w:rPr>
@@ -3126,7 +3126,7 @@
                 <w:noProof/>
                 <w:webHidden/>
               </w:rPr>
-              <w:t>21</w:t>
+              <w:t>22</w:t>
             </w:r>
             <w:r>
               <w:rPr>
@@ -3207,7 +3207,7 @@
                 <w:noProof/>
                 <w:webHidden/>
               </w:rPr>
-              <w:t>22</w:t>
+              <w:t>23</w:t>
             </w:r>
             <w:r>
               <w:rPr>
@@ -3288,7 +3288,7 @@
                 <w:noProof/>
                 <w:webHidden/>
               </w:rPr>
-              <w:t>22</w:t>
+              <w:t>23</w:t>
             </w:r>
             <w:r>
               <w:rPr>
@@ -3369,7 +3369,7 @@
                 <w:noProof/>
                 <w:webHidden/>
               </w:rPr>
-              <w:t>22</w:t>
+              <w:t>23</w:t>
             </w:r>
             <w:r>
               <w:rPr>
@@ -3450,7 +3450,7 @@
                 <w:noProof/>
                 <w:webHidden/>
               </w:rPr>
-              <w:t>23</w:t>
+              <w:t>24</w:t>
             </w:r>
             <w:r>
               <w:rPr>
@@ -3531,7 +3531,7 @@
                 <w:noProof/>
                 <w:webHidden/>
               </w:rPr>
-              <w:t>23</w:t>
+              <w:t>24</w:t>
             </w:r>
             <w:r>
               <w:rPr>
@@ -3612,7 +3612,7 @@
                 <w:noProof/>
                 <w:webHidden/>
               </w:rPr>
-              <w:t>24</w:t>
+              <w:t>25</w:t>
             </w:r>
             <w:r>
               <w:rPr>
@@ -3693,7 +3693,7 @@
                 <w:noProof/>
                 <w:webHidden/>
               </w:rPr>
-              <w:t>25</w:t>
+              <w:t>26</w:t>
             </w:r>
             <w:r>
               <w:rPr>
@@ -3774,7 +3774,7 @@
                 <w:noProof/>
                 <w:webHidden/>
               </w:rPr>
-              <w:t>25</w:t>
+              <w:t>26</w:t>
             </w:r>
             <w:r>
               <w:rPr>
@@ -3855,7 +3855,7 @@
                 <w:noProof/>
                 <w:webHidden/>
               </w:rPr>
-              <w:t>25</w:t>
+              <w:t>26</w:t>
             </w:r>
             <w:r>
               <w:rPr>
@@ -3936,7 +3936,7 @@
                 <w:noProof/>
                 <w:webHidden/>
               </w:rPr>
-              <w:t>25</w:t>
+              <w:t>26</w:t>
             </w:r>
             <w:r>
               <w:rPr>
@@ -4017,7 +4017,7 @@
                 <w:noProof/>
                 <w:webHidden/>
               </w:rPr>
-              <w:t>26</w:t>
+              <w:t>27</w:t>
             </w:r>
             <w:r>
               <w:rPr>
@@ -4098,7 +4098,7 @@
                 <w:noProof/>
                 <w:webHidden/>
               </w:rPr>
-              <w:t>26</w:t>
+              <w:t>27</w:t>
             </w:r>
             <w:r>
               <w:rPr>
@@ -4179,7 +4179,7 @@
                 <w:noProof/>
                 <w:webHidden/>
               </w:rPr>
-              <w:t>26</w:t>
+              <w:t>27</w:t>
             </w:r>
             <w:r>
               <w:rPr>
@@ -4260,7 +4260,7 @@
                 <w:noProof/>
                 <w:webHidden/>
               </w:rPr>
-              <w:t>28</w:t>
+              <w:t>29</w:t>
             </w:r>
             <w:r>
               <w:rPr>
@@ -4341,7 +4341,7 @@
                 <w:noProof/>
                 <w:webHidden/>
               </w:rPr>
-              <w:t>28</w:t>
+              <w:t>29</w:t>
             </w:r>
             <w:r>
               <w:rPr>
@@ -4665,7 +4665,7 @@
                 <w:noProof/>
                 <w:webHidden/>
               </w:rPr>
-              <w:t>30</w:t>
+              <w:t>31</w:t>
             </w:r>
             <w:r>
               <w:rPr>
@@ -4989,7 +4989,7 @@
                 <w:noProof/>
                 <w:webHidden/>
               </w:rPr>
-              <w:t>31</w:t>
+              <w:t>32</w:t>
             </w:r>
             <w:r>
               <w:rPr>
@@ -5070,7 +5070,7 @@
                 <w:noProof/>
                 <w:webHidden/>
               </w:rPr>
-              <w:t>31</w:t>
+              <w:t>32</w:t>
             </w:r>
             <w:r>
               <w:rPr>
@@ -5313,7 +5313,7 @@
                 <w:noProof/>
                 <w:webHidden/>
               </w:rPr>
-              <w:t>32</w:t>
+              <w:t>33</w:t>
             </w:r>
             <w:r>
               <w:rPr>
@@ -6123,7 +6123,7 @@
                 <w:noProof/>
                 <w:webHidden/>
               </w:rPr>
-              <w:t>39</w:t>
+              <w:t>38</w:t>
             </w:r>
             <w:r>
               <w:rPr>
@@ -6509,7 +6509,7 @@
             <w:noProof/>
             <w:webHidden/>
           </w:rPr>
-          <w:t>27</w:t>
+          <w:t>26</w:t>
         </w:r>
         <w:r>
           <w:rPr>
@@ -6586,7 +6586,7 @@
             <w:noProof/>
             <w:webHidden/>
           </w:rPr>
-          <w:t>29</w:t>
+          <w:t>27</w:t>
         </w:r>
         <w:r>
           <w:rPr>
@@ -6663,7 +6663,7 @@
             <w:noProof/>
             <w:webHidden/>
           </w:rPr>
-          <w:t>31</w:t>
+          <w:t>29</w:t>
         </w:r>
         <w:r>
           <w:rPr>
@@ -6740,7 +6740,7 @@
             <w:noProof/>
             <w:webHidden/>
           </w:rPr>
-          <w:t>32</w:t>
+          <w:t>30</w:t>
         </w:r>
         <w:r>
           <w:rPr>
@@ -6795,7 +6795,7 @@
           <w:tab w:val="right" w:leader="dot" w:pos="9350"/>
         </w:tabs>
         <w:rPr>
-          <w:rFonts w:ascii="Times New Roman" w:eastAsiaTheme="minorEastAsia" w:hAnsi="Times New Roman" w:cs="Times New Roman"/>
+          <w:rFonts w:eastAsiaTheme="minorEastAsia"/>
           <w:noProof/>
         </w:rPr>
       </w:pPr>
@@ -6817,18 +6817,16 @@
         </w:rPr>
         <w:fldChar w:fldCharType="separate"/>
       </w:r>
-      <w:hyperlink w:anchor="_Toc222414554" w:history="1">
+      <w:hyperlink w:anchor="_Toc222416152" w:history="1">
         <w:r>
           <w:rPr>
             <w:rStyle w:val="Hyperlink"/>
-            <w:rFonts w:ascii="Times New Roman" w:hAnsi="Times New Roman" w:cs="Times New Roman"/>
             <w:noProof/>
           </w:rPr>
-          <w:t>Figure 1: Trends in Socio-Demographic Indicators in Kenya (1993–2022)</w:t>
+          <w:t>Figure 1: Trends in Child Malnutrition in Kenya</w:t>
         </w:r>
         <w:r>
           <w:rPr>
-            <w:rFonts w:ascii="Times New Roman" w:hAnsi="Times New Roman" w:cs="Times New Roman"/>
             <w:noProof/>
             <w:webHidden/>
           </w:rPr>
@@ -6836,7 +6834,6 @@
         </w:r>
         <w:r>
           <w:rPr>
-            <w:rFonts w:ascii="Times New Roman" w:hAnsi="Times New Roman" w:cs="Times New Roman"/>
             <w:noProof/>
             <w:webHidden/>
           </w:rPr>
@@ -6844,22 +6841,19 @@
         </w:r>
         <w:r>
           <w:rPr>
-            <w:rFonts w:ascii="Times New Roman" w:hAnsi="Times New Roman" w:cs="Times New Roman"/>
             <w:noProof/>
             <w:webHidden/>
           </w:rPr>
-          <w:instrText xml:space="preserve"> PAGEREF _Toc222414554 \h </w:instrText>
+          <w:instrText xml:space="preserve"> PAGEREF _Toc222416152 \h </w:instrText>
         </w:r>
         <w:r>
           <w:rPr>
-            <w:rFonts w:ascii="Times New Roman" w:hAnsi="Times New Roman" w:cs="Times New Roman"/>
             <w:noProof/>
             <w:webHidden/>
           </w:rPr>
         </w:r>
         <w:r>
           <w:rPr>
-            <w:rFonts w:ascii="Times New Roman" w:hAnsi="Times New Roman" w:cs="Times New Roman"/>
             <w:noProof/>
             <w:webHidden/>
           </w:rPr>
@@ -6867,15 +6861,83 @@
         </w:r>
         <w:r>
           <w:rPr>
-            <w:rFonts w:ascii="Times New Roman" w:hAnsi="Times New Roman" w:cs="Times New Roman"/>
             <w:noProof/>
             <w:webHidden/>
           </w:rPr>
-          <w:t>30</w:t>
+          <w:t>27</w:t>
         </w:r>
         <w:r>
           <w:rPr>
+            <w:noProof/>
+            <w:webHidden/>
+          </w:rPr>
+          <w:fldChar w:fldCharType="end"/>
+        </w:r>
+      </w:hyperlink>
+    </w:p>
+    <w:p>
+      <w:pPr>
+        <w:pStyle w:val="TableofFigures"/>
+        <w:tabs>
+          <w:tab w:val="right" w:leader="dot" w:pos="9350"/>
+        </w:tabs>
+        <w:rPr>
+          <w:rFonts w:eastAsiaTheme="minorEastAsia"/>
+          <w:noProof/>
+        </w:rPr>
+      </w:pPr>
+      <w:hyperlink w:anchor="_Toc222416153" w:history="1">
+        <w:r>
+          <w:rPr>
+            <w:rStyle w:val="Hyperlink"/>
             <w:rFonts w:ascii="Times New Roman" w:hAnsi="Times New Roman" w:cs="Times New Roman"/>
+            <w:noProof/>
+          </w:rPr>
+          <w:t>Figure 2: Trends in Socio-Demographic Indicators in Kenya (1993–2022)</w:t>
+        </w:r>
+        <w:r>
+          <w:rPr>
+            <w:noProof/>
+            <w:webHidden/>
+          </w:rPr>
+          <w:tab/>
+        </w:r>
+        <w:r>
+          <w:rPr>
+            <w:noProof/>
+            <w:webHidden/>
+          </w:rPr>
+          <w:fldChar w:fldCharType="begin"/>
+        </w:r>
+        <w:r>
+          <w:rPr>
+            <w:noProof/>
+            <w:webHidden/>
+          </w:rPr>
+          <w:instrText xml:space="preserve"> PAGEREF _Toc222416153 \h </w:instrText>
+        </w:r>
+        <w:r>
+          <w:rPr>
+            <w:noProof/>
+            <w:webHidden/>
+          </w:rPr>
+        </w:r>
+        <w:r>
+          <w:rPr>
+            <w:noProof/>
+            <w:webHidden/>
+          </w:rPr>
+          <w:fldChar w:fldCharType="separate"/>
+        </w:r>
+        <w:r>
+          <w:rPr>
+            <w:noProof/>
+            <w:webHidden/>
+          </w:rPr>
+          <w:t>29</w:t>
+        </w:r>
+        <w:r>
+          <w:rPr>
             <w:noProof/>
             <w:webHidden/>
           </w:rPr>
@@ -11412,15 +11474,97 @@
     </w:tbl>
     <w:p>
       <w:pPr>
-        <w:rPr>
-          <w:rFonts w:ascii="Times New Roman" w:hAnsi="Times New Roman" w:cs="Times New Roman"/>
-        </w:rPr>
+        <w:keepNext/>
       </w:pPr>
       <w:r>
         <w:rPr>
           <w:rFonts w:ascii="Times New Roman" w:hAnsi="Times New Roman" w:cs="Times New Roman"/>
         </w:rPr>
         <w:lastRenderedPageBreak/>
+        <w:drawing>
+          <wp:inline distT="0" distB="0" distL="0" distR="0" wp14:anchorId="6EFC8443" wp14:editId="2D5E4BFB">
+            <wp:extent cx="5943600" cy="3846830"/>
+            <wp:effectExtent l="0" t="0" r="0" b="1270"/>
+            <wp:docPr id="1551730613" name="Picture 1"/>
+            <wp:cNvGraphicFramePr>
+              <a:graphicFrameLocks xmlns:a="http://schemas.openxmlformats.org/drawingml/2006/main" noChangeAspect="1"/>
+            </wp:cNvGraphicFramePr>
+            <a:graphic xmlns:a="http://schemas.openxmlformats.org/drawingml/2006/main">
+              <a:graphicData uri="http://schemas.openxmlformats.org/drawingml/2006/picture">
+                <pic:pic xmlns:pic="http://schemas.openxmlformats.org/drawingml/2006/picture">
+                  <pic:nvPicPr>
+                    <pic:cNvPr id="1551730613" name=""/>
+                    <pic:cNvPicPr/>
+                  </pic:nvPicPr>
+                  <pic:blipFill>
+                    <a:blip r:embed="rId7"/>
+                    <a:stretch>
+                      <a:fillRect/>
+                    </a:stretch>
+                  </pic:blipFill>
+                  <pic:spPr>
+                    <a:xfrm>
+                      <a:off x="0" y="0"/>
+                      <a:ext cx="5943600" cy="3846830"/>
+                    </a:xfrm>
+                    <a:prstGeom prst="rect">
+                      <a:avLst/>
+                    </a:prstGeom>
+                  </pic:spPr>
+                </pic:pic>
+              </a:graphicData>
+            </a:graphic>
+          </wp:inline>
+        </w:drawing>
+      </w:r>
+    </w:p>
+    <w:p>
+      <w:pPr>
+        <w:pStyle w:val="Caption"/>
+        <w:rPr>
+          <w:rFonts w:ascii="Times New Roman" w:hAnsi="Times New Roman" w:cs="Times New Roman"/>
+        </w:rPr>
+      </w:pPr>
+      <w:bookmarkStart w:id="46" w:name="_Toc222416152"/>
+      <w:r>
+        <w:t xml:space="preserve">Figure </w:t>
+      </w:r>
+      <w:r>
+        <w:fldChar w:fldCharType="begin"/>
+      </w:r>
+      <w:r>
+        <w:instrText xml:space="preserve"> SEQ Figure \* ARABIC </w:instrText>
+      </w:r>
+      <w:r>
+        <w:fldChar w:fldCharType="separate"/>
+      </w:r>
+      <w:r>
+        <w:rPr>
+          <w:noProof/>
+        </w:rPr>
+        <w:t>1</w:t>
+      </w:r>
+      <w:r>
+        <w:fldChar w:fldCharType="end"/>
+      </w:r>
+      <w:r>
+        <w:t xml:space="preserve">: </w:t>
+      </w:r>
+      <w:r>
+        <w:t>Trends in Child Malnutrition in Kenya</w:t>
+      </w:r>
+      <w:bookmarkEnd w:id="46"/>
+    </w:p>
+    <w:p>
+      <w:pPr>
+        <w:rPr>
+          <w:rFonts w:ascii="Times New Roman" w:hAnsi="Times New Roman" w:cs="Times New Roman"/>
+        </w:rPr>
+      </w:pPr>
+      <w:r>
+        <w:rPr>
+          <w:rFonts w:ascii="Times New Roman" w:hAnsi="Times New Roman" w:cs="Times New Roman"/>
+        </w:rPr>
         <w:t>The decline was not linear. Modest reductions occurred between 1993 and 2008 (from 39.9% to 35.3%), followed by accelerated improvement after 2008, with stunting dropping by nearly half in the final 14 years of the study period. This pattern suggests that factors driving stunting reduction may have intensified or multiplied in the latter half of the study period.</w:t>
       </w:r>
     </w:p>
@@ -11431,14 +11575,14 @@
           <w:rFonts w:ascii="Times New Roman" w:hAnsi="Times New Roman" w:cs="Times New Roman"/>
         </w:rPr>
       </w:pPr>
-      <w:bookmarkStart w:id="46" w:name="_Toc222414520"/>
+      <w:bookmarkStart w:id="47" w:name="_Toc222414520"/>
       <w:r>
         <w:rPr>
           <w:rFonts w:ascii="Times New Roman" w:hAnsi="Times New Roman" w:cs="Times New Roman"/>
         </w:rPr>
         <w:t>4.2.2 Wasting</w:t>
       </w:r>
-      <w:bookmarkEnd w:id="46"/>
+      <w:bookmarkEnd w:id="47"/>
     </w:p>
     <w:p>
       <w:pPr>
@@ -11473,26 +11617,33 @@
           <w:rFonts w:ascii="Times New Roman" w:hAnsi="Times New Roman" w:cs="Times New Roman"/>
         </w:rPr>
       </w:pPr>
-      <w:bookmarkStart w:id="47" w:name="_Toc222414521"/>
+      <w:bookmarkStart w:id="48" w:name="_Toc222414521"/>
       <w:r>
         <w:rPr>
           <w:rFonts w:ascii="Times New Roman" w:hAnsi="Times New Roman" w:cs="Times New Roman"/>
         </w:rPr>
         <w:t>4.2.3 Overweight</w:t>
       </w:r>
-      <w:bookmarkEnd w:id="47"/>
-    </w:p>
-    <w:p>
-      <w:pPr>
-        <w:rPr>
-          <w:rFonts w:ascii="Times New Roman" w:hAnsi="Times New Roman" w:cs="Times New Roman"/>
-        </w:rPr>
-      </w:pPr>
-      <w:r>
-        <w:rPr>
-          <w:rFonts w:ascii="Times New Roman" w:hAnsi="Times New Roman" w:cs="Times New Roman"/>
-        </w:rPr>
-        <w:t>Child overweight, while less prevalent than stunting or wasting, declined from 5.7% in 1993 to 3.2% in 2022—a reduction of 2.5 percentage points. The trend was generally downward, with a small peak in 1998 (6.3%) followed by steady decline. This finding is noteworthy because it suggests that Kenya has not experienced the dual burden of persistent undernutrition alongside rising overweight observed in some other developing countries.</w:t>
+      <w:bookmarkEnd w:id="48"/>
+    </w:p>
+    <w:p>
+      <w:pPr>
+        <w:rPr>
+          <w:rFonts w:ascii="Times New Roman" w:hAnsi="Times New Roman" w:cs="Times New Roman"/>
+        </w:rPr>
+      </w:pPr>
+      <w:r>
+        <w:rPr>
+          <w:rFonts w:ascii="Times New Roman" w:hAnsi="Times New Roman" w:cs="Times New Roman"/>
+        </w:rPr>
+        <w:t xml:space="preserve">Child overweight, while less prevalent than stunting or wasting, declined from 5.7% in 1993 to 3.2% in 2022—a reduction of 2.5 percentage points. The trend was generally downward, with a small peak in 1998 (6.3%) followed by steady decline. This finding is noteworthy because it </w:t>
+      </w:r>
+      <w:r>
+        <w:rPr>
+          <w:rFonts w:ascii="Times New Roman" w:hAnsi="Times New Roman" w:cs="Times New Roman"/>
+        </w:rPr>
+        <w:lastRenderedPageBreak/>
+        <w:t>suggests that Kenya has not experienced the dual burden of persistent undernutrition alongside rising overweight observed in some other developing countries.</w:t>
       </w:r>
     </w:p>
     <w:p>
@@ -11509,14 +11660,14 @@
           <w:rFonts w:ascii="Times New Roman" w:hAnsi="Times New Roman" w:cs="Times New Roman"/>
         </w:rPr>
       </w:pPr>
-      <w:bookmarkStart w:id="48" w:name="_Toc222414522"/>
+      <w:bookmarkStart w:id="49" w:name="_Toc222414522"/>
       <w:r>
         <w:rPr>
           <w:rFonts w:ascii="Times New Roman" w:hAnsi="Times New Roman" w:cs="Times New Roman"/>
         </w:rPr>
         <w:t>4.3 Trends in Socio-Demographic Indicators (Objective 2)</w:t>
       </w:r>
-      <w:bookmarkEnd w:id="48"/>
+      <w:bookmarkEnd w:id="49"/>
     </w:p>
     <w:p>
       <w:pPr>
@@ -11554,7 +11705,7 @@
           <w:rFonts w:ascii="Times New Roman" w:hAnsi="Times New Roman" w:cs="Times New Roman"/>
         </w:rPr>
       </w:pPr>
-      <w:bookmarkStart w:id="49" w:name="_Toc222414551"/>
+      <w:bookmarkStart w:id="50" w:name="_Toc222414551"/>
       <w:r>
         <w:rPr>
           <w:rFonts w:ascii="Times New Roman" w:hAnsi="Times New Roman" w:cs="Times New Roman"/>
@@ -11586,7 +11737,7 @@
         </w:rPr>
         <w:t>2</w:t>
       </w:r>
-      <w:bookmarkEnd w:id="49"/>
+      <w:bookmarkEnd w:id="50"/>
       <w:r>
         <w:rPr>
           <w:rFonts w:ascii="Times New Roman" w:hAnsi="Times New Roman" w:cs="Times New Roman"/>
@@ -12121,7 +12272,6 @@
               <w:rPr>
                 <w:rFonts w:ascii="Times New Roman" w:hAnsi="Times New Roman" w:cs="Times New Roman"/>
               </w:rPr>
-              <w:lastRenderedPageBreak/>
               <w:t>2003</w:t>
             </w:r>
           </w:p>
@@ -12754,6 +12904,7 @@
           <w:b/>
           <w:bCs/>
         </w:rPr>
+        <w:lastRenderedPageBreak/>
         <w:drawing>
           <wp:inline distT="0" distB="0" distL="0" distR="0" wp14:anchorId="00AB4F0B" wp14:editId="63112049">
             <wp:extent cx="5943600" cy="4229100"/>
@@ -12770,7 +12921,7 @@
                     <pic:cNvPicPr/>
                   </pic:nvPicPr>
                   <pic:blipFill>
-                    <a:blip r:embed="rId7"/>
+                    <a:blip r:embed="rId8"/>
                     <a:stretch>
                       <a:fillRect/>
                     </a:stretch>
@@ -12800,7 +12951,7 @@
           <w:bCs/>
         </w:rPr>
       </w:pPr>
-      <w:bookmarkStart w:id="50" w:name="_Toc222414554"/>
+      <w:bookmarkStart w:id="51" w:name="_Toc222416153"/>
       <w:r>
         <w:rPr>
           <w:rFonts w:ascii="Times New Roman" w:hAnsi="Times New Roman" w:cs="Times New Roman"/>
@@ -12830,7 +12981,7 @@
           <w:rFonts w:ascii="Times New Roman" w:hAnsi="Times New Roman" w:cs="Times New Roman"/>
           <w:noProof/>
         </w:rPr>
-        <w:t>1</w:t>
+        <w:t>2</w:t>
       </w:r>
       <w:r>
         <w:rPr>
@@ -12844,7 +12995,7 @@
         </w:rPr>
         <w:t>: Trends in Socio-Demographic Indicators in Kenya (1993–2022)</w:t>
       </w:r>
-      <w:bookmarkEnd w:id="50"/>
+      <w:bookmarkEnd w:id="51"/>
     </w:p>
     <w:p>
       <w:pPr>
@@ -12862,15 +13013,14 @@
           <w:rFonts w:ascii="Times New Roman" w:hAnsi="Times New Roman" w:cs="Times New Roman"/>
         </w:rPr>
       </w:pPr>
-      <w:bookmarkStart w:id="51" w:name="_Toc222414523"/>
-      <w:r>
-        <w:rPr>
-          <w:rFonts w:ascii="Times New Roman" w:hAnsi="Times New Roman" w:cs="Times New Roman"/>
-        </w:rPr>
-        <w:lastRenderedPageBreak/>
+      <w:bookmarkStart w:id="52" w:name="_Toc222414523"/>
+      <w:r>
+        <w:rPr>
+          <w:rFonts w:ascii="Times New Roman" w:hAnsi="Times New Roman" w:cs="Times New Roman"/>
+        </w:rPr>
         <w:t>4.3.1 Women's Education</w:t>
       </w:r>
-      <w:bookmarkEnd w:id="51"/>
+      <w:bookmarkEnd w:id="52"/>
     </w:p>
     <w:p>
       <w:pPr>
@@ -12906,14 +13056,14 @@
           <w:rFonts w:ascii="Times New Roman" w:hAnsi="Times New Roman" w:cs="Times New Roman"/>
         </w:rPr>
       </w:pPr>
-      <w:bookmarkStart w:id="52" w:name="_Toc222414524"/>
+      <w:bookmarkStart w:id="53" w:name="_Toc222414524"/>
       <w:r>
         <w:rPr>
           <w:rFonts w:ascii="Times New Roman" w:hAnsi="Times New Roman" w:cs="Times New Roman"/>
         </w:rPr>
         <w:t>4.3.2 Household Electrification and Assets</w:t>
       </w:r>
-      <w:bookmarkEnd w:id="52"/>
+      <w:bookmarkEnd w:id="53"/>
     </w:p>
     <w:p>
       <w:pPr>
@@ -12949,14 +13099,15 @@
           <w:rFonts w:ascii="Times New Roman" w:hAnsi="Times New Roman" w:cs="Times New Roman"/>
         </w:rPr>
       </w:pPr>
-      <w:bookmarkStart w:id="53" w:name="_Toc222414525"/>
-      <w:r>
-        <w:rPr>
-          <w:rFonts w:ascii="Times New Roman" w:hAnsi="Times New Roman" w:cs="Times New Roman"/>
-        </w:rPr>
+      <w:bookmarkStart w:id="54" w:name="_Toc222414525"/>
+      <w:r>
+        <w:rPr>
+          <w:rFonts w:ascii="Times New Roman" w:hAnsi="Times New Roman" w:cs="Times New Roman"/>
+        </w:rPr>
+        <w:lastRenderedPageBreak/>
         <w:t>4.3.3 Water and Sanitation</w:t>
       </w:r>
-      <w:bookmarkEnd w:id="53"/>
+      <w:bookmarkEnd w:id="54"/>
     </w:p>
     <w:p>
       <w:pPr>
@@ -12985,14 +13136,14 @@
           <w:rFonts w:ascii="Times New Roman" w:hAnsi="Times New Roman" w:cs="Times New Roman"/>
         </w:rPr>
       </w:pPr>
-      <w:bookmarkStart w:id="54" w:name="_Toc222414526"/>
+      <w:bookmarkStart w:id="55" w:name="_Toc222414526"/>
       <w:r>
         <w:rPr>
           <w:rFonts w:ascii="Times New Roman" w:hAnsi="Times New Roman" w:cs="Times New Roman"/>
         </w:rPr>
         <w:t>4.4 Correlation Analysis (Objective 3)</w:t>
       </w:r>
-      <w:bookmarkEnd w:id="54"/>
+      <w:bookmarkEnd w:id="55"/>
     </w:p>
     <w:p>
       <w:pPr>
@@ -13030,7 +13181,7 @@
           <w:rFonts w:ascii="Times New Roman" w:hAnsi="Times New Roman" w:cs="Times New Roman"/>
         </w:rPr>
       </w:pPr>
-      <w:bookmarkStart w:id="55" w:name="_Toc222414552"/>
+      <w:bookmarkStart w:id="56" w:name="_Toc222414552"/>
       <w:r>
         <w:rPr>
           <w:rFonts w:ascii="Times New Roman" w:hAnsi="Times New Roman" w:cs="Times New Roman"/>
@@ -13074,7 +13225,7 @@
         </w:rPr>
         <w:t>: Correlations with Stunting (1993–2022)</w:t>
       </w:r>
-      <w:bookmarkEnd w:id="55"/>
+      <w:bookmarkEnd w:id="56"/>
     </w:p>
     <w:tbl>
       <w:tblPr>
@@ -13395,7 +13546,6 @@
               <w:rPr>
                 <w:rFonts w:ascii="Times New Roman" w:hAnsi="Times New Roman" w:cs="Times New Roman"/>
               </w:rPr>
-              <w:lastRenderedPageBreak/>
               <w:t>Improved sanitation</w:t>
             </w:r>
           </w:p>
@@ -13588,7 +13738,14 @@
         <w:rPr>
           <w:rFonts w:ascii="Times New Roman" w:hAnsi="Times New Roman" w:cs="Times New Roman"/>
         </w:rPr>
-        <w:t> (r = -0.986), both approaching perfect negative correlation. Television ownership (r = -0.956), refrigerator ownership (r = -0.930), and improved sanitation (r = -0.905) also showed very strong relationships. Improved water access, while still strongly correlated (r = -0.870), was slightly weaker than the others.</w:t>
+        <w:t xml:space="preserve"> (r = -0.986), both approaching perfect negative correlation. Television ownership (r = -0.956), refrigerator ownership (r = -0.930), and improved </w:t>
+      </w:r>
+      <w:r>
+        <w:rPr>
+          <w:rFonts w:ascii="Times New Roman" w:hAnsi="Times New Roman" w:cs="Times New Roman"/>
+        </w:rPr>
+        <w:lastRenderedPageBreak/>
+        <w:t>sanitation (r = -0.905) also showed very strong relationships. Improved water access, while still strongly correlated (r = -0.870), was slightly weaker than the others.</w:t>
       </w:r>
     </w:p>
     <w:p>
@@ -13618,14 +13775,14 @@
           <w:rFonts w:ascii="Times New Roman" w:hAnsi="Times New Roman" w:cs="Times New Roman"/>
         </w:rPr>
       </w:pPr>
-      <w:bookmarkStart w:id="56" w:name="_Toc222414527"/>
+      <w:bookmarkStart w:id="57" w:name="_Toc222414527"/>
       <w:r>
         <w:rPr>
           <w:rFonts w:ascii="Times New Roman" w:hAnsi="Times New Roman" w:cs="Times New Roman"/>
         </w:rPr>
         <w:t>4.5 Regression Analysis (Objective 4)</w:t>
       </w:r>
-      <w:bookmarkEnd w:id="56"/>
+      <w:bookmarkEnd w:id="57"/>
     </w:p>
     <w:p>
       <w:pPr>
@@ -13663,7 +13820,7 @@
           <w:rFonts w:ascii="Times New Roman" w:hAnsi="Times New Roman" w:cs="Times New Roman"/>
         </w:rPr>
       </w:pPr>
-      <w:bookmarkStart w:id="57" w:name="_Toc222414553"/>
+      <w:bookmarkStart w:id="58" w:name="_Toc222414553"/>
       <w:r>
         <w:rPr>
           <w:rFonts w:ascii="Times New Roman" w:hAnsi="Times New Roman" w:cs="Times New Roman"/>
@@ -13707,7 +13864,7 @@
         </w:rPr>
         <w:t>: Simple Linear Regression Results</w:t>
       </w:r>
-      <w:bookmarkEnd w:id="57"/>
+      <w:bookmarkEnd w:id="58"/>
     </w:p>
     <w:tbl>
       <w:tblPr>
@@ -14078,7 +14235,6 @@
               <w:rPr>
                 <w:rFonts w:ascii="Times New Roman" w:hAnsi="Times New Roman" w:cs="Times New Roman"/>
               </w:rPr>
-              <w:lastRenderedPageBreak/>
               <w:t>Electricity access</w:t>
             </w:r>
           </w:p>
@@ -14547,14 +14703,14 @@
           <w:rFonts w:ascii="Times New Roman" w:hAnsi="Times New Roman" w:cs="Times New Roman"/>
         </w:rPr>
       </w:pPr>
-      <w:bookmarkStart w:id="58" w:name="_Toc222414528"/>
+      <w:bookmarkStart w:id="59" w:name="_Toc222414528"/>
       <w:r>
         <w:rPr>
           <w:rFonts w:ascii="Times New Roman" w:hAnsi="Times New Roman" w:cs="Times New Roman"/>
         </w:rPr>
         <w:t>4.5.1 Women's Secondary Education</w:t>
       </w:r>
-      <w:bookmarkEnd w:id="58"/>
+      <w:bookmarkEnd w:id="59"/>
     </w:p>
     <w:p>
       <w:pPr>
@@ -14590,14 +14746,15 @@
           <w:rFonts w:ascii="Times New Roman" w:hAnsi="Times New Roman" w:cs="Times New Roman"/>
         </w:rPr>
       </w:pPr>
-      <w:bookmarkStart w:id="59" w:name="_Toc222414529"/>
-      <w:r>
-        <w:rPr>
-          <w:rFonts w:ascii="Times New Roman" w:hAnsi="Times New Roman" w:cs="Times New Roman"/>
-        </w:rPr>
+      <w:bookmarkStart w:id="60" w:name="_Toc222414529"/>
+      <w:r>
+        <w:rPr>
+          <w:rFonts w:ascii="Times New Roman" w:hAnsi="Times New Roman" w:cs="Times New Roman"/>
+        </w:rPr>
+        <w:lastRenderedPageBreak/>
         <w:t>4.5.2 Electricity Access</w:t>
       </w:r>
-      <w:bookmarkEnd w:id="59"/>
+      <w:bookmarkEnd w:id="60"/>
     </w:p>
     <w:p>
       <w:pPr>
@@ -14633,14 +14790,14 @@
           <w:rFonts w:ascii="Times New Roman" w:hAnsi="Times New Roman" w:cs="Times New Roman"/>
         </w:rPr>
       </w:pPr>
-      <w:bookmarkStart w:id="60" w:name="_Toc222414530"/>
+      <w:bookmarkStart w:id="61" w:name="_Toc222414530"/>
       <w:r>
         <w:rPr>
           <w:rFonts w:ascii="Times New Roman" w:hAnsi="Times New Roman" w:cs="Times New Roman"/>
         </w:rPr>
         <w:t>4.5.3 Television Ownership</w:t>
       </w:r>
-      <w:bookmarkEnd w:id="60"/>
+      <w:bookmarkEnd w:id="61"/>
     </w:p>
     <w:p>
       <w:pPr>
@@ -14676,14 +14833,14 @@
           <w:rFonts w:ascii="Times New Roman" w:hAnsi="Times New Roman" w:cs="Times New Roman"/>
         </w:rPr>
       </w:pPr>
-      <w:bookmarkStart w:id="61" w:name="_Toc222414531"/>
+      <w:bookmarkStart w:id="62" w:name="_Toc222414531"/>
       <w:r>
         <w:rPr>
           <w:rFonts w:ascii="Times New Roman" w:hAnsi="Times New Roman" w:cs="Times New Roman"/>
         </w:rPr>
         <w:t>4.5.4 Improved Sanitation</w:t>
       </w:r>
-      <w:bookmarkEnd w:id="61"/>
+      <w:bookmarkEnd w:id="62"/>
     </w:p>
     <w:p>
       <w:pPr>
@@ -14740,14 +14897,14 @@
           <w:rFonts w:ascii="Times New Roman" w:hAnsi="Times New Roman" w:cs="Times New Roman"/>
         </w:rPr>
       </w:pPr>
-      <w:bookmarkStart w:id="62" w:name="_Toc222414532"/>
+      <w:bookmarkStart w:id="63" w:name="_Toc222414532"/>
       <w:r>
         <w:rPr>
           <w:rFonts w:ascii="Times New Roman" w:hAnsi="Times New Roman" w:cs="Times New Roman"/>
         </w:rPr>
         <w:t>4.6 Discussion of Findings</w:t>
       </w:r>
-      <w:bookmarkEnd w:id="62"/>
+      <w:bookmarkEnd w:id="63"/>
     </w:p>
     <w:p>
       <w:pPr>
@@ -14756,14 +14913,14 @@
           <w:rFonts w:ascii="Times New Roman" w:hAnsi="Times New Roman" w:cs="Times New Roman"/>
         </w:rPr>
       </w:pPr>
-      <w:bookmarkStart w:id="63" w:name="_Toc222414533"/>
+      <w:bookmarkStart w:id="64" w:name="_Toc222414533"/>
       <w:r>
         <w:rPr>
           <w:rFonts w:ascii="Times New Roman" w:hAnsi="Times New Roman" w:cs="Times New Roman"/>
         </w:rPr>
         <w:t>4.6.1 Kenya's Nutrition Transition</w:t>
       </w:r>
-      <w:bookmarkEnd w:id="63"/>
+      <w:bookmarkEnd w:id="64"/>
     </w:p>
     <w:p>
       <w:pPr>
@@ -14812,26 +14969,33 @@
           <w:rFonts w:ascii="Times New Roman" w:hAnsi="Times New Roman" w:cs="Times New Roman"/>
         </w:rPr>
       </w:pPr>
-      <w:bookmarkStart w:id="64" w:name="_Toc222414534"/>
+      <w:bookmarkStart w:id="65" w:name="_Toc222414534"/>
       <w:r>
         <w:rPr>
           <w:rFonts w:ascii="Times New Roman" w:hAnsi="Times New Roman" w:cs="Times New Roman"/>
         </w:rPr>
         <w:t>4.6.2 The Primacy of Women's Education</w:t>
       </w:r>
-      <w:bookmarkEnd w:id="64"/>
-    </w:p>
-    <w:p>
-      <w:pPr>
-        <w:rPr>
-          <w:rFonts w:ascii="Times New Roman" w:hAnsi="Times New Roman" w:cs="Times New Roman"/>
-        </w:rPr>
-      </w:pPr>
-      <w:r>
-        <w:rPr>
-          <w:rFonts w:ascii="Times New Roman" w:hAnsi="Times New Roman" w:cs="Times New Roman"/>
-        </w:rPr>
-        <w:t>The finding that women's secondary education explains over 96% of stunting variation is consistent with a vast literature identifying maternal education as a key determinant of child health (Black et al., 2020; Smith et al., 2018). Educated mothers are more likely to seek antenatal care, deliver in health facilities, adopt recommended feeding practices, and recognize illness early. They also tend to have fewer children, enabling greater investment in each child's nutrition and health.</w:t>
+      <w:bookmarkEnd w:id="65"/>
+    </w:p>
+    <w:p>
+      <w:pPr>
+        <w:rPr>
+          <w:rFonts w:ascii="Times New Roman" w:hAnsi="Times New Roman" w:cs="Times New Roman"/>
+        </w:rPr>
+      </w:pPr>
+      <w:r>
+        <w:rPr>
+          <w:rFonts w:ascii="Times New Roman" w:hAnsi="Times New Roman" w:cs="Times New Roman"/>
+        </w:rPr>
+        <w:t xml:space="preserve">The finding that women's secondary education explains over 96% of stunting variation is consistent with a vast literature identifying maternal education as a key determinant of child health (Black et al., 2020; Smith et al., 2018). Educated mothers are more likely to seek antenatal care, deliver in health facilities, adopt recommended feeding practices, and recognize illness </w:t>
+      </w:r>
+      <w:r>
+        <w:rPr>
+          <w:rFonts w:ascii="Times New Roman" w:hAnsi="Times New Roman" w:cs="Times New Roman"/>
+        </w:rPr>
+        <w:lastRenderedPageBreak/>
+        <w:t>early. They also tend to have fewer children, enabling greater investment in each child's nutrition and health.</w:t>
       </w:r>
     </w:p>
     <w:p>
@@ -14882,14 +15046,14 @@
           <w:rFonts w:ascii="Times New Roman" w:hAnsi="Times New Roman" w:cs="Times New Roman"/>
         </w:rPr>
       </w:pPr>
-      <w:bookmarkStart w:id="65" w:name="_Toc222414535"/>
+      <w:bookmarkStart w:id="66" w:name="_Toc222414535"/>
       <w:r>
         <w:rPr>
           <w:rFonts w:ascii="Times New Roman" w:hAnsi="Times New Roman" w:cs="Times New Roman"/>
         </w:rPr>
         <w:t>4.6.3 Economic Development and Information Access</w:t>
       </w:r>
-      <w:bookmarkEnd w:id="65"/>
+      <w:bookmarkEnd w:id="66"/>
     </w:p>
     <w:p>
       <w:pPr>
@@ -14952,15 +15116,14 @@
           <w:rFonts w:ascii="Times New Roman" w:hAnsi="Times New Roman" w:cs="Times New Roman"/>
         </w:rPr>
       </w:pPr>
-      <w:bookmarkStart w:id="66" w:name="_Toc222414536"/>
-      <w:r>
-        <w:rPr>
-          <w:rFonts w:ascii="Times New Roman" w:hAnsi="Times New Roman" w:cs="Times New Roman"/>
-        </w:rPr>
-        <w:lastRenderedPageBreak/>
+      <w:bookmarkStart w:id="67" w:name="_Toc222414536"/>
+      <w:r>
+        <w:rPr>
+          <w:rFonts w:ascii="Times New Roman" w:hAnsi="Times New Roman" w:cs="Times New Roman"/>
+        </w:rPr>
         <w:t>4.6.4 The Sanitation Puzzle</w:t>
       </w:r>
-      <w:bookmarkEnd w:id="66"/>
+      <w:bookmarkEnd w:id="67"/>
     </w:p>
     <w:p>
       <w:pPr>
@@ -15069,14 +15232,15 @@
           <w:rFonts w:ascii="Times New Roman" w:hAnsi="Times New Roman" w:cs="Times New Roman"/>
         </w:rPr>
       </w:pPr>
-      <w:bookmarkStart w:id="67" w:name="_Toc222414537"/>
-      <w:r>
-        <w:rPr>
-          <w:rFonts w:ascii="Times New Roman" w:hAnsi="Times New Roman" w:cs="Times New Roman"/>
-        </w:rPr>
+      <w:bookmarkStart w:id="68" w:name="_Toc222414537"/>
+      <w:r>
+        <w:rPr>
+          <w:rFonts w:ascii="Times New Roman" w:hAnsi="Times New Roman" w:cs="Times New Roman"/>
+        </w:rPr>
+        <w:lastRenderedPageBreak/>
         <w:t>4.6.5 Relative Contribution</w:t>
       </w:r>
-      <w:bookmarkEnd w:id="67"/>
+      <w:bookmarkEnd w:id="68"/>
     </w:p>
     <w:p>
       <w:pPr>
@@ -15160,14 +15324,14 @@
           <w:rFonts w:ascii="Times New Roman" w:hAnsi="Times New Roman" w:cs="Times New Roman"/>
         </w:rPr>
       </w:pPr>
-      <w:bookmarkStart w:id="68" w:name="_Toc222414538"/>
+      <w:bookmarkStart w:id="69" w:name="_Toc222414538"/>
       <w:r>
         <w:rPr>
           <w:rFonts w:ascii="Times New Roman" w:hAnsi="Times New Roman" w:cs="Times New Roman"/>
         </w:rPr>
         <w:t>4.7 Summary</w:t>
       </w:r>
-      <w:bookmarkEnd w:id="68"/>
+      <w:bookmarkEnd w:id="69"/>
     </w:p>
     <w:p>
       <w:pPr>
@@ -15230,7 +15394,6 @@
         <w:rPr>
           <w:rFonts w:ascii="Times New Roman" w:hAnsi="Times New Roman" w:cs="Times New Roman"/>
         </w:rPr>
-        <w:lastRenderedPageBreak/>
         <w:t>All socio-demographic indicators improved substantially, with women's secondary education more than doubling and electricity access increasing nearly sixfold.</w:t>
       </w:r>
     </w:p>
@@ -15325,7 +15488,7 @@
           <w:rFonts w:ascii="Times New Roman" w:hAnsi="Times New Roman" w:cs="Times New Roman"/>
         </w:rPr>
       </w:pPr>
-      <w:bookmarkStart w:id="69" w:name="_Toc222414539"/>
+      <w:bookmarkStart w:id="70" w:name="_Toc222414539"/>
       <w:r>
         <w:rPr>
           <w:rFonts w:ascii="Times New Roman" w:hAnsi="Times New Roman" w:cs="Times New Roman"/>
@@ -15333,7 +15496,7 @@
         <w:lastRenderedPageBreak/>
         <w:t>Chapter 5: Summary of Findings, Conclusions, and Recommendations</w:t>
       </w:r>
-      <w:bookmarkEnd w:id="69"/>
+      <w:bookmarkEnd w:id="70"/>
     </w:p>
     <w:p>
       <w:pPr>
@@ -15342,14 +15505,14 @@
           <w:rFonts w:ascii="Times New Roman" w:hAnsi="Times New Roman" w:cs="Times New Roman"/>
         </w:rPr>
       </w:pPr>
-      <w:bookmarkStart w:id="70" w:name="_Toc222414540"/>
+      <w:bookmarkStart w:id="71" w:name="_Toc222414540"/>
       <w:r>
         <w:rPr>
           <w:rFonts w:ascii="Times New Roman" w:hAnsi="Times New Roman" w:cs="Times New Roman"/>
         </w:rPr>
         <w:t>5.1 Introduction</w:t>
       </w:r>
-      <w:bookmarkEnd w:id="70"/>
+      <w:bookmarkEnd w:id="71"/>
     </w:p>
     <w:p>
       <w:pPr>
@@ -15378,14 +15541,14 @@
           <w:rFonts w:ascii="Times New Roman" w:hAnsi="Times New Roman" w:cs="Times New Roman"/>
         </w:rPr>
       </w:pPr>
-      <w:bookmarkStart w:id="71" w:name="_Toc222414541"/>
+      <w:bookmarkStart w:id="72" w:name="_Toc222414541"/>
       <w:r>
         <w:rPr>
           <w:rFonts w:ascii="Times New Roman" w:hAnsi="Times New Roman" w:cs="Times New Roman"/>
         </w:rPr>
         <w:t>5.2 Summary of Findings</w:t>
       </w:r>
-      <w:bookmarkEnd w:id="71"/>
+      <w:bookmarkEnd w:id="72"/>
     </w:p>
     <w:p>
       <w:pPr>
@@ -15779,14 +15942,14 @@
           <w:rFonts w:ascii="Times New Roman" w:hAnsi="Times New Roman" w:cs="Times New Roman"/>
         </w:rPr>
       </w:pPr>
-      <w:bookmarkStart w:id="72" w:name="_Toc222414542"/>
+      <w:bookmarkStart w:id="73" w:name="_Toc222414542"/>
       <w:r>
         <w:rPr>
           <w:rFonts w:ascii="Times New Roman" w:hAnsi="Times New Roman" w:cs="Times New Roman"/>
         </w:rPr>
         <w:t>5.3 Conclusions</w:t>
       </w:r>
-      <w:bookmarkEnd w:id="72"/>
+      <w:bookmarkEnd w:id="73"/>
     </w:p>
     <w:p>
       <w:pPr>
@@ -15956,14 +16119,14 @@
           <w:rFonts w:ascii="Times New Roman" w:hAnsi="Times New Roman" w:cs="Times New Roman"/>
         </w:rPr>
       </w:pPr>
-      <w:bookmarkStart w:id="73" w:name="_Toc222414543"/>
+      <w:bookmarkStart w:id="74" w:name="_Toc222414543"/>
       <w:r>
         <w:rPr>
           <w:rFonts w:ascii="Times New Roman" w:hAnsi="Times New Roman" w:cs="Times New Roman"/>
         </w:rPr>
         <w:t>5.4 Recommendations</w:t>
       </w:r>
-      <w:bookmarkEnd w:id="73"/>
+      <w:bookmarkEnd w:id="74"/>
     </w:p>
     <w:p>
       <w:pPr>
@@ -15985,14 +16148,14 @@
           <w:rFonts w:ascii="Times New Roman" w:hAnsi="Times New Roman" w:cs="Times New Roman"/>
         </w:rPr>
       </w:pPr>
-      <w:bookmarkStart w:id="74" w:name="_Toc222414544"/>
+      <w:bookmarkStart w:id="75" w:name="_Toc222414544"/>
       <w:r>
         <w:rPr>
           <w:rFonts w:ascii="Times New Roman" w:hAnsi="Times New Roman" w:cs="Times New Roman"/>
         </w:rPr>
         <w:t>5.4.1 Recommendations for Policy</w:t>
       </w:r>
-      <w:bookmarkEnd w:id="74"/>
+      <w:bookmarkEnd w:id="75"/>
     </w:p>
     <w:p>
       <w:pPr>
@@ -16261,14 +16424,14 @@
           <w:rFonts w:ascii="Times New Roman" w:hAnsi="Times New Roman" w:cs="Times New Roman"/>
         </w:rPr>
       </w:pPr>
-      <w:bookmarkStart w:id="75" w:name="_Toc222414545"/>
+      <w:bookmarkStart w:id="76" w:name="_Toc222414545"/>
       <w:r>
         <w:rPr>
           <w:rFonts w:ascii="Times New Roman" w:hAnsi="Times New Roman" w:cs="Times New Roman"/>
         </w:rPr>
         <w:t>5.4.2 Recommendations for Practice</w:t>
       </w:r>
-      <w:bookmarkEnd w:id="75"/>
+      <w:bookmarkEnd w:id="76"/>
     </w:p>
     <w:p>
       <w:pPr>
@@ -16368,14 +16531,14 @@
           <w:rFonts w:ascii="Times New Roman" w:hAnsi="Times New Roman" w:cs="Times New Roman"/>
         </w:rPr>
       </w:pPr>
-      <w:bookmarkStart w:id="76" w:name="_Toc222414546"/>
+      <w:bookmarkStart w:id="77" w:name="_Toc222414546"/>
       <w:r>
         <w:rPr>
           <w:rFonts w:ascii="Times New Roman" w:hAnsi="Times New Roman" w:cs="Times New Roman"/>
         </w:rPr>
         <w:t>5.5 Recommendations for Further Research</w:t>
       </w:r>
-      <w:bookmarkEnd w:id="76"/>
+      <w:bookmarkEnd w:id="77"/>
     </w:p>
     <w:p>
       <w:pPr>
@@ -16579,14 +16742,14 @@
           <w:rFonts w:ascii="Times New Roman" w:hAnsi="Times New Roman" w:cs="Times New Roman"/>
         </w:rPr>
       </w:pPr>
-      <w:bookmarkStart w:id="77" w:name="_Toc222414547"/>
+      <w:bookmarkStart w:id="78" w:name="_Toc222414547"/>
       <w:r>
         <w:rPr>
           <w:rFonts w:ascii="Times New Roman" w:hAnsi="Times New Roman" w:cs="Times New Roman"/>
         </w:rPr>
         <w:t>5.6 Limitations Revisited</w:t>
       </w:r>
-      <w:bookmarkEnd w:id="77"/>
+      <w:bookmarkEnd w:id="78"/>
     </w:p>
     <w:p>
       <w:pPr>
@@ -16701,14 +16864,14 @@
           <w:rFonts w:ascii="Times New Roman" w:hAnsi="Times New Roman" w:cs="Times New Roman"/>
         </w:rPr>
       </w:pPr>
-      <w:bookmarkStart w:id="78" w:name="_Toc222414548"/>
+      <w:bookmarkStart w:id="79" w:name="_Toc222414548"/>
       <w:r>
         <w:rPr>
           <w:rFonts w:ascii="Times New Roman" w:hAnsi="Times New Roman" w:cs="Times New Roman"/>
         </w:rPr>
         <w:t>5.7 Concluding Remarks</w:t>
       </w:r>
-      <w:bookmarkEnd w:id="78"/>
+      <w:bookmarkEnd w:id="79"/>
     </w:p>
     <w:p>
       <w:pPr>
@@ -16782,7 +16945,7 @@
           <w:rFonts w:ascii="Times New Roman" w:hAnsi="Times New Roman" w:cs="Times New Roman"/>
         </w:rPr>
       </w:pPr>
-      <w:bookmarkStart w:id="79" w:name="_Toc222414549"/>
+      <w:bookmarkStart w:id="80" w:name="_Toc222414549"/>
       <w:r>
         <w:rPr>
           <w:rFonts w:ascii="Times New Roman" w:hAnsi="Times New Roman" w:cs="Times New Roman"/>
@@ -16790,7 +16953,7 @@
         <w:lastRenderedPageBreak/>
         <w:t>References</w:t>
       </w:r>
-      <w:bookmarkEnd w:id="79"/>
+      <w:bookmarkEnd w:id="80"/>
     </w:p>
     <w:p>
       <w:pPr>
@@ -16832,7 +16995,7 @@
         </w:rPr>
         <w:t>, 382(9890), 427–451. </w:t>
       </w:r>
-      <w:hyperlink r:id="rId8" w:tgtFrame="_blank" w:history="1">
+      <w:hyperlink r:id="rId9" w:tgtFrame="_blank" w:history="1">
         <w:r>
           <w:rPr>
             <w:rStyle w:val="Hyperlink"/>
@@ -16895,7 +17058,7 @@
         </w:rPr>
         <w:t>, 13, 12–20. </w:t>
       </w:r>
-      <w:hyperlink r:id="rId9" w:tgtFrame="_blank" w:history="1">
+      <w:hyperlink r:id="rId10" w:tgtFrame="_blank" w:history="1">
         <w:r>
           <w:rPr>
             <w:rStyle w:val="Hyperlink"/>
@@ -17184,7 +17347,7 @@
         </w:rPr>
         <w:t>. UNICEF Nutrition Strategy 2020–2030. </w:t>
       </w:r>
-      <w:hyperlink r:id="rId10" w:tgtFrame="_blank" w:history="1">
+      <w:hyperlink r:id="rId11" w:tgtFrame="_blank" w:history="1">
         <w:r>
           <w:rPr>
             <w:rStyle w:val="Hyperlink"/>
@@ -17220,7 +17383,7 @@
         </w:rPr>
         <w:t>. Geneva: World Health Organization. </w:t>
       </w:r>
-      <w:hyperlink r:id="rId11" w:tgtFrame="_blank" w:history="1">
+      <w:hyperlink r:id="rId12" w:tgtFrame="_blank" w:history="1">
         <w:r>
           <w:rPr>
             <w:rStyle w:val="Hyperlink"/>
@@ -17263,7 +17426,7 @@
         </w:rPr>
         <w:t>, 397(10282), 1388–1399. </w:t>
       </w:r>
-      <w:hyperlink r:id="rId12" w:tgtFrame="_blank" w:history="1">
+      <w:hyperlink r:id="rId13" w:tgtFrame="_blank" w:history="1">
         <w:r>
           <w:rPr>
             <w:rStyle w:val="Hyperlink"/>
@@ -17299,7 +17462,7 @@
         </w:rPr>
         <w:t>. Geneva: World Health Organization. </w:t>
       </w:r>
-      <w:hyperlink r:id="rId13" w:tgtFrame="_blank" w:history="1">
+      <w:hyperlink r:id="rId14" w:tgtFrame="_blank" w:history="1">
         <w:r>
           <w:rPr>
             <w:rStyle w:val="Hyperlink"/>
@@ -17335,7 +17498,7 @@
         </w:rPr>
         <w:t>. </w:t>
       </w:r>
-      <w:hyperlink r:id="rId14" w:tgtFrame="_blank" w:history="1">
+      <w:hyperlink r:id="rId15" w:tgtFrame="_blank" w:history="1">
         <w:r>
           <w:rPr>
             <w:rStyle w:val="Hyperlink"/>

--- a/report_presentations/Child Malnutrition Report.docx
+++ b/report_presentations/Child Malnutrition Report.docx
@@ -4179,7 +4179,7 @@
                 <w:noProof/>
                 <w:webHidden/>
               </w:rPr>
-              <w:t>27</w:t>
+              <w:t>28</w:t>
             </w:r>
             <w:r>
               <w:rPr>
@@ -4422,7 +4422,7 @@
                 <w:noProof/>
                 <w:webHidden/>
               </w:rPr>
-              <w:t>29</w:t>
+              <w:t>30</w:t>
             </w:r>
             <w:r>
               <w:rPr>
@@ -4503,7 +4503,7 @@
                 <w:noProof/>
                 <w:webHidden/>
               </w:rPr>
-              <w:t>29</w:t>
+              <w:t>30</w:t>
             </w:r>
             <w:r>
               <w:rPr>
@@ -4584,7 +4584,7 @@
                 <w:noProof/>
                 <w:webHidden/>
               </w:rPr>
-              <w:t>30</w:t>
+              <w:t>31</w:t>
             </w:r>
             <w:r>
               <w:rPr>
@@ -4746,7 +4746,7 @@
                 <w:noProof/>
                 <w:webHidden/>
               </w:rPr>
-              <w:t>31</w:t>
+              <w:t>32</w:t>
             </w:r>
             <w:r>
               <w:rPr>
@@ -4827,7 +4827,7 @@
                 <w:noProof/>
                 <w:webHidden/>
               </w:rPr>
-              <w:t>31</w:t>
+              <w:t>32</w:t>
             </w:r>
             <w:r>
               <w:rPr>
@@ -4908,7 +4908,7 @@
                 <w:noProof/>
                 <w:webHidden/>
               </w:rPr>
-              <w:t>31</w:t>
+              <w:t>32</w:t>
             </w:r>
             <w:r>
               <w:rPr>
@@ -5232,7 +5232,7 @@
                 <w:noProof/>
                 <w:webHidden/>
               </w:rPr>
-              <w:t>32</w:t>
+              <w:t>33</w:t>
             </w:r>
             <w:r>
               <w:rPr>
@@ -5394,7 +5394,7 @@
                 <w:noProof/>
                 <w:webHidden/>
               </w:rPr>
-              <w:t>33</w:t>
+              <w:t>34</w:t>
             </w:r>
             <w:r>
               <w:rPr>
@@ -5475,7 +5475,7 @@
                 <w:noProof/>
                 <w:webHidden/>
               </w:rPr>
-              <w:t>33</w:t>
+              <w:t>34</w:t>
             </w:r>
             <w:r>
               <w:rPr>
@@ -6586,7 +6586,7 @@
             <w:noProof/>
             <w:webHidden/>
           </w:rPr>
-          <w:t>27</w:t>
+          <w:t>28</w:t>
         </w:r>
         <w:r>
           <w:rPr>
@@ -6663,7 +6663,7 @@
             <w:noProof/>
             <w:webHidden/>
           </w:rPr>
-          <w:t>29</w:t>
+          <w:t>30</w:t>
         </w:r>
         <w:r>
           <w:rPr>
@@ -6740,7 +6740,7 @@
             <w:noProof/>
             <w:webHidden/>
           </w:rPr>
-          <w:t>30</w:t>
+          <w:t>31</w:t>
         </w:r>
         <w:r>
           <w:rPr>
